--- a/downloads/student/Unit 07/Handout 07.04 - Three-Part Answer and STAR Planner.docx
+++ b/downloads/student/Unit 07/Handout 07.04 - Three-Part Answer and STAR Planner.docx
@@ -1913,53 +1913,101 @@
       <w:r>
         <w:t xml:space="preserve">Any of these from this year is a STAR story:</w:t>
       </w:r>
-      <w:r>
-        <w:t xml:space="preserve"> </w:t>
-      </w:r>
-      <w:r>
-        <w:t xml:space="preserve">- A lab where a step went wrong and the team had to change the order.</w:t>
-      </w:r>
-      <w:r>
-        <w:t xml:space="preserve"> </w:t>
-      </w:r>
-      <w:r>
-        <w:t xml:space="preserve">- Cook day, when the timing slipped and you fixed it.</w:t>
-      </w:r>
-      <w:r>
-        <w:t xml:space="preserve"> </w:t>
-      </w:r>
-      <w:r>
-        <w:t xml:space="preserve">- The $40.00 meal project, when the plan came in over budget and you had to cut something.</w:t>
-      </w:r>
-      <w:r>
-        <w:t xml:space="preserve"> </w:t>
-      </w:r>
-      <w:r>
-        <w:t xml:space="preserve">- The Investor Challenge, when the market dropped and you decided not to sell.</w:t>
-      </w:r>
-      <w:r>
-        <w:t xml:space="preserve"> </w:t>
-      </w:r>
-      <w:r>
-        <w:t xml:space="preserve">- A sewing project where a seam came out wrong and you took it out and redid it.</w:t>
-      </w:r>
-      <w:r>
-        <w:t xml:space="preserve"> </w:t>
-      </w:r>
-      <w:r>
-        <w:t xml:space="preserve">- A group where somebody was not doing their part and you handled it.</w:t>
-      </w:r>
-      <w:r>
-        <w:t xml:space="preserve"> </w:t>
-      </w:r>
-      <w:r>
-        <w:t xml:space="preserve">- The safety exam, if you did not pass the first time and you studied and passed.</w:t>
-      </w:r>
-      <w:r>
-        <w:t xml:space="preserve"> </w:t>
-      </w:r>
-      <w:r>
-        <w:t xml:space="preserve">- Something at home: a younger sibling, a dinner, a problem nobody else was going to fix.</w:t>
+    </w:p>
+    <w:p>
+      <w:pPr>
+        <w:numPr>
+          <w:ilvl w:val="0"/>
+          <w:numId w:val="1003"/>
+        </w:numPr>
+        <w:pStyle w:val="Compact"/>
+      </w:pPr>
+      <w:r>
+        <w:t xml:space="preserve">A lab where a step went wrong and the team had to change the order.</w:t>
+      </w:r>
+    </w:p>
+    <w:p>
+      <w:pPr>
+        <w:numPr>
+          <w:ilvl w:val="0"/>
+          <w:numId w:val="1003"/>
+        </w:numPr>
+        <w:pStyle w:val="Compact"/>
+      </w:pPr>
+      <w:r>
+        <w:t xml:space="preserve">Cook day, when the timing slipped and you fixed it.</w:t>
+      </w:r>
+    </w:p>
+    <w:p>
+      <w:pPr>
+        <w:numPr>
+          <w:ilvl w:val="0"/>
+          <w:numId w:val="1003"/>
+        </w:numPr>
+        <w:pStyle w:val="Compact"/>
+      </w:pPr>
+      <w:r>
+        <w:t xml:space="preserve">The $40.00 meal project, when the plan came in over budget and you had to cut something.</w:t>
+      </w:r>
+    </w:p>
+    <w:p>
+      <w:pPr>
+        <w:numPr>
+          <w:ilvl w:val="0"/>
+          <w:numId w:val="1003"/>
+        </w:numPr>
+        <w:pStyle w:val="Compact"/>
+      </w:pPr>
+      <w:r>
+        <w:t xml:space="preserve">The Investor Challenge, when the market dropped and you decided not to sell.</w:t>
+      </w:r>
+    </w:p>
+    <w:p>
+      <w:pPr>
+        <w:numPr>
+          <w:ilvl w:val="0"/>
+          <w:numId w:val="1003"/>
+        </w:numPr>
+        <w:pStyle w:val="Compact"/>
+      </w:pPr>
+      <w:r>
+        <w:t xml:space="preserve">A sewing project where a seam came out wrong and you took it out and redid it.</w:t>
+      </w:r>
+    </w:p>
+    <w:p>
+      <w:pPr>
+        <w:numPr>
+          <w:ilvl w:val="0"/>
+          <w:numId w:val="1003"/>
+        </w:numPr>
+        <w:pStyle w:val="Compact"/>
+      </w:pPr>
+      <w:r>
+        <w:t xml:space="preserve">A group where somebody was not doing their part and you handled it.</w:t>
+      </w:r>
+    </w:p>
+    <w:p>
+      <w:pPr>
+        <w:numPr>
+          <w:ilvl w:val="0"/>
+          <w:numId w:val="1003"/>
+        </w:numPr>
+        <w:pStyle w:val="Compact"/>
+      </w:pPr>
+      <w:r>
+        <w:t xml:space="preserve">The safety exam, if you did not pass the first time and you studied and passed.</w:t>
+      </w:r>
+    </w:p>
+    <w:p>
+      <w:pPr>
+        <w:numPr>
+          <w:ilvl w:val="0"/>
+          <w:numId w:val="1003"/>
+        </w:numPr>
+        <w:pStyle w:val="Compact"/>
+      </w:pPr>
+      <w:r>
+        <w:t xml:space="preserve">Something at home: a younger sibling, a dinner, a problem nobody else was going to fix.</w:t>
       </w:r>
     </w:p>
     <w:p>
@@ -2003,7 +2051,7 @@
       <w:pPr>
         <w:numPr>
           <w:ilvl w:val="0"/>
-          <w:numId w:val="1003"/>
+          <w:numId w:val="1004"/>
         </w:numPr>
         <w:pStyle w:val="Compact"/>
       </w:pPr>
@@ -2455,6 +2503,9 @@
     <w:abstractNumId w:val="991"/>
   </w:num>
   <w:num w:numId="1003">
+    <w:abstractNumId w:val="991"/>
+  </w:num>
+  <w:num w:numId="1004">
     <w:abstractNumId w:val="99411"/>
     <w:lvlOverride w:ilvl="0">
       <w:startOverride w:val="1"/>
@@ -2484,7 +2535,7 @@
       <w:startOverride w:val="1"/>
     </w:lvlOverride>
   </w:num>
-  <w:num w:numId="1004">
+  <w:num w:numId="1005">
     <w:abstractNumId w:val="99411"/>
     <w:lvlOverride w:ilvl="0">
       <w:startOverride w:val="1"/>
